--- a/Working Folder/8 Kong Zhixuan 孔志轩 Go Across the Rainforests 穿越热带雨林/Errata_8. Go Across the Rainforests v3.docx
+++ b/Working Folder/8 Kong Zhixuan 孔志轩 Go Across the Rainforests 穿越热带雨林/Errata_8. Go Across the Rainforests v3.docx
@@ -612,6 +612,12 @@
               <w:pStyle w:val="TableParagraph"/>
               <w:ind w:left="119"/>
             </w:pPr>
+            <w:r>
+              <w:rPr>
+                <w:rFonts w:ascii="Segoe UI Symbol" w:hAnsi="Segoe UI Symbol" w:cs="Segoe UI Symbol"/>
+              </w:rPr>
+              <w:t>✓</w:t>
+            </w:r>
           </w:p>
         </w:tc>
         <w:tc>
@@ -715,6 +721,12 @@
               <w:pStyle w:val="TableParagraph"/>
               <w:ind w:left="119"/>
             </w:pPr>
+            <w:r>
+              <w:rPr>
+                <w:rFonts w:ascii="Segoe UI Symbol" w:hAnsi="Segoe UI Symbol" w:cs="Segoe UI Symbol"/>
+              </w:rPr>
+              <w:t>✓</w:t>
+            </w:r>
           </w:p>
         </w:tc>
         <w:tc>
@@ -820,6 +832,12 @@
               <w:pStyle w:val="TableParagraph"/>
               <w:ind w:left="119"/>
             </w:pPr>
+            <w:r>
+              <w:rPr>
+                <w:rFonts w:ascii="Segoe UI Symbol" w:hAnsi="Segoe UI Symbol" w:cs="Segoe UI Symbol"/>
+              </w:rPr>
+              <w:t>✓</w:t>
+            </w:r>
           </w:p>
         </w:tc>
         <w:tc>
@@ -923,6 +941,12 @@
               <w:pStyle w:val="TableParagraph"/>
               <w:ind w:left="119"/>
             </w:pPr>
+            <w:r>
+              <w:rPr>
+                <w:rFonts w:ascii="Segoe UI Symbol" w:hAnsi="Segoe UI Symbol" w:cs="Segoe UI Symbol"/>
+              </w:rPr>
+              <w:t>✓</w:t>
+            </w:r>
           </w:p>
         </w:tc>
         <w:tc>
@@ -1023,6 +1047,12 @@
               <w:pStyle w:val="TableParagraph"/>
               <w:ind w:left="119"/>
             </w:pPr>
+            <w:r>
+              <w:rPr>
+                <w:rFonts w:ascii="Segoe UI Symbol" w:hAnsi="Segoe UI Symbol" w:cs="Segoe UI Symbol"/>
+              </w:rPr>
+              <w:t>✓</w:t>
+            </w:r>
           </w:p>
         </w:tc>
         <w:tc>
@@ -1131,6 +1161,12 @@
               <w:pStyle w:val="TableParagraph"/>
               <w:ind w:left="119"/>
             </w:pPr>
+            <w:r>
+              <w:rPr>
+                <w:rFonts w:ascii="Segoe UI Symbol" w:hAnsi="Segoe UI Symbol" w:cs="Segoe UI Symbol"/>
+              </w:rPr>
+              <w:t>✓</w:t>
+            </w:r>
           </w:p>
         </w:tc>
         <w:tc>
@@ -1231,6 +1267,12 @@
               <w:pStyle w:val="TableParagraph"/>
               <w:ind w:left="119"/>
             </w:pPr>
+            <w:r>
+              <w:rPr>
+                <w:rFonts w:ascii="Segoe UI Symbol" w:hAnsi="Segoe UI Symbol" w:cs="Segoe UI Symbol"/>
+              </w:rPr>
+              <w:t>✓</w:t>
+            </w:r>
           </w:p>
         </w:tc>
         <w:tc>
@@ -1339,6 +1381,12 @@
               <w:pStyle w:val="TableParagraph"/>
               <w:ind w:left="119"/>
             </w:pPr>
+            <w:r>
+              <w:rPr>
+                <w:rFonts w:ascii="Segoe UI Symbol" w:hAnsi="Segoe UI Symbol" w:cs="Segoe UI Symbol"/>
+              </w:rPr>
+              <w:t>✓</w:t>
+            </w:r>
           </w:p>
         </w:tc>
         <w:tc>
@@ -1441,6 +1489,12 @@
               <w:pStyle w:val="TableParagraph"/>
               <w:ind w:left="119"/>
             </w:pPr>
+            <w:r>
+              <w:rPr>
+                <w:rFonts w:ascii="Segoe UI Symbol" w:hAnsi="Segoe UI Symbol" w:cs="Segoe UI Symbol"/>
+              </w:rPr>
+              <w:t>✓</w:t>
+            </w:r>
           </w:p>
         </w:tc>
         <w:tc>
@@ -1543,6 +1597,12 @@
               <w:pStyle w:val="TableParagraph"/>
               <w:ind w:left="119"/>
             </w:pPr>
+            <w:r>
+              <w:rPr>
+                <w:rFonts w:ascii="Segoe UI Symbol" w:hAnsi="Segoe UI Symbol" w:cs="Segoe UI Symbol"/>
+              </w:rPr>
+              <w:t>✓</w:t>
+            </w:r>
           </w:p>
         </w:tc>
         <w:tc>
@@ -1643,6 +1703,12 @@
               <w:pStyle w:val="TableParagraph"/>
               <w:ind w:left="119"/>
             </w:pPr>
+            <w:r>
+              <w:rPr>
+                <w:rFonts w:ascii="Segoe UI Symbol" w:hAnsi="Segoe UI Symbol" w:cs="Segoe UI Symbol"/>
+              </w:rPr>
+              <w:t>✓</w:t>
+            </w:r>
           </w:p>
         </w:tc>
         <w:tc>
@@ -1745,6 +1811,12 @@
               <w:pStyle w:val="TableParagraph"/>
               <w:ind w:left="119"/>
             </w:pPr>
+            <w:r>
+              <w:rPr>
+                <w:rFonts w:ascii="Segoe UI Symbol" w:hAnsi="Segoe UI Symbol" w:cs="Segoe UI Symbol"/>
+              </w:rPr>
+              <w:t>✓</w:t>
+            </w:r>
           </w:p>
         </w:tc>
         <w:tc>
@@ -1845,6 +1917,12 @@
               <w:pStyle w:val="TableParagraph"/>
               <w:ind w:left="119"/>
             </w:pPr>
+            <w:r>
+              <w:rPr>
+                <w:rFonts w:ascii="Segoe UI Symbol" w:hAnsi="Segoe UI Symbol" w:cs="Segoe UI Symbol"/>
+              </w:rPr>
+              <w:t>✓</w:t>
+            </w:r>
           </w:p>
         </w:tc>
         <w:tc>
@@ -1953,6 +2031,12 @@
               <w:pStyle w:val="TableParagraph"/>
               <w:ind w:left="119"/>
             </w:pPr>
+            <w:r>
+              <w:rPr>
+                <w:rFonts w:ascii="Segoe UI Symbol" w:hAnsi="Segoe UI Symbol" w:cs="Segoe UI Symbol"/>
+              </w:rPr>
+              <w:t>✓</w:t>
+            </w:r>
           </w:p>
         </w:tc>
         <w:tc>
@@ -2062,6 +2146,12 @@
               <w:pStyle w:val="TableParagraph"/>
               <w:ind w:left="119"/>
             </w:pPr>
+            <w:r>
+              <w:rPr>
+                <w:rFonts w:ascii="Segoe UI Symbol" w:hAnsi="Segoe UI Symbol" w:cs="Segoe UI Symbol"/>
+              </w:rPr>
+              <w:t>✓</w:t>
+            </w:r>
           </w:p>
         </w:tc>
         <w:tc>
@@ -2165,6 +2255,12 @@
               <w:pStyle w:val="TableParagraph"/>
               <w:ind w:left="119"/>
             </w:pPr>
+            <w:r>
+              <w:rPr>
+                <w:rFonts w:ascii="Segoe UI Symbol" w:hAnsi="Segoe UI Symbol" w:cs="Segoe UI Symbol"/>
+              </w:rPr>
+              <w:t>✓</w:t>
+            </w:r>
           </w:p>
         </w:tc>
         <w:tc>
@@ -2271,6 +2367,12 @@
               <w:pStyle w:val="TableParagraph"/>
               <w:ind w:left="119"/>
             </w:pPr>
+            <w:r>
+              <w:rPr>
+                <w:rFonts w:ascii="Segoe UI Symbol" w:hAnsi="Segoe UI Symbol" w:cs="Segoe UI Symbol"/>
+              </w:rPr>
+              <w:t>✓</w:t>
+            </w:r>
           </w:p>
         </w:tc>
         <w:tc>
@@ -2373,6 +2475,13 @@
               <w:pStyle w:val="TableParagraph"/>
               <w:ind w:left="119"/>
             </w:pPr>
+            <w:r>
+              <w:rPr>
+                <w:rFonts w:ascii="Segoe UI Symbol" w:hAnsi="Segoe UI Symbol" w:cs="Segoe UI Symbol"/>
+              </w:rPr>
+              <w:lastRenderedPageBreak/>
+              <w:t>✓</w:t>
+            </w:r>
           </w:p>
         </w:tc>
         <w:tc>
@@ -2473,6 +2582,12 @@
               <w:pStyle w:val="TableParagraph"/>
               <w:ind w:left="119"/>
             </w:pPr>
+            <w:r>
+              <w:rPr>
+                <w:rFonts w:ascii="Segoe UI Symbol" w:hAnsi="Segoe UI Symbol" w:cs="Segoe UI Symbol"/>
+              </w:rPr>
+              <w:t>✓</w:t>
+            </w:r>
           </w:p>
         </w:tc>
         <w:tc>
@@ -2576,6 +2691,12 @@
               <w:pStyle w:val="TableParagraph"/>
               <w:ind w:left="119"/>
             </w:pPr>
+            <w:r>
+              <w:rPr>
+                <w:rFonts w:ascii="Segoe UI Symbol" w:hAnsi="Segoe UI Symbol" w:cs="Segoe UI Symbol"/>
+              </w:rPr>
+              <w:t>✓</w:t>
+            </w:r>
           </w:p>
         </w:tc>
         <w:tc>
@@ -2684,6 +2805,12 @@
               <w:pStyle w:val="TableParagraph"/>
               <w:ind w:left="119"/>
             </w:pPr>
+            <w:r>
+              <w:rPr>
+                <w:rFonts w:ascii="Segoe UI Symbol" w:hAnsi="Segoe UI Symbol" w:cs="Segoe UI Symbol"/>
+              </w:rPr>
+              <w:t>✓</w:t>
+            </w:r>
           </w:p>
         </w:tc>
         <w:tc>
@@ -2789,6 +2916,12 @@
               <w:pStyle w:val="TableParagraph"/>
               <w:ind w:left="119"/>
             </w:pPr>
+            <w:r>
+              <w:rPr>
+                <w:rFonts w:ascii="Segoe UI Symbol" w:hAnsi="Segoe UI Symbol" w:cs="Segoe UI Symbol"/>
+              </w:rPr>
+              <w:t>✓</w:t>
+            </w:r>
           </w:p>
         </w:tc>
         <w:tc>
@@ -2892,6 +3025,12 @@
               <w:pStyle w:val="TableParagraph"/>
               <w:ind w:left="119"/>
             </w:pPr>
+            <w:r>
+              <w:rPr>
+                <w:rFonts w:ascii="Segoe UI Symbol" w:hAnsi="Segoe UI Symbol" w:cs="Segoe UI Symbol"/>
+              </w:rPr>
+              <w:t>✓</w:t>
+            </w:r>
           </w:p>
         </w:tc>
         <w:tc>
@@ -2995,6 +3134,12 @@
               <w:pStyle w:val="TableParagraph"/>
               <w:ind w:left="119"/>
             </w:pPr>
+            <w:r>
+              <w:rPr>
+                <w:rFonts w:ascii="Segoe UI Symbol" w:hAnsi="Segoe UI Symbol" w:cs="Segoe UI Symbol"/>
+              </w:rPr>
+              <w:t>✓</w:t>
+            </w:r>
           </w:p>
         </w:tc>
         <w:tc>
@@ -3095,6 +3240,12 @@
               <w:pStyle w:val="TableParagraph"/>
               <w:ind w:left="119"/>
             </w:pPr>
+            <w:r>
+              <w:rPr>
+                <w:rFonts w:ascii="Segoe UI Symbol" w:hAnsi="Segoe UI Symbol" w:cs="Segoe UI Symbol"/>
+              </w:rPr>
+              <w:t>✓</w:t>
+            </w:r>
           </w:p>
         </w:tc>
         <w:tc>
@@ -3195,6 +3346,12 @@
               <w:pStyle w:val="TableParagraph"/>
               <w:ind w:left="119"/>
             </w:pPr>
+            <w:r>
+              <w:rPr>
+                <w:rFonts w:ascii="Segoe UI Symbol" w:hAnsi="Segoe UI Symbol" w:cs="Segoe UI Symbol"/>
+              </w:rPr>
+              <w:t>✓</w:t>
+            </w:r>
           </w:p>
         </w:tc>
         <w:tc>
@@ -3295,6 +3452,12 @@
               <w:pStyle w:val="TableParagraph"/>
               <w:ind w:left="119"/>
             </w:pPr>
+            <w:r>
+              <w:rPr>
+                <w:rFonts w:ascii="Segoe UI Symbol" w:hAnsi="Segoe UI Symbol" w:cs="Segoe UI Symbol"/>
+              </w:rPr>
+              <w:t>✓</w:t>
+            </w:r>
           </w:p>
         </w:tc>
         <w:tc>
@@ -3395,6 +3558,12 @@
               <w:pStyle w:val="TableParagraph"/>
               <w:ind w:left="119"/>
             </w:pPr>
+            <w:r>
+              <w:rPr>
+                <w:rFonts w:ascii="Segoe UI Symbol" w:hAnsi="Segoe UI Symbol" w:cs="Segoe UI Symbol"/>
+              </w:rPr>
+              <w:t>✓</w:t>
+            </w:r>
           </w:p>
         </w:tc>
         <w:tc>
@@ -3497,6 +3666,12 @@
               <w:pStyle w:val="TableParagraph"/>
               <w:ind w:left="119"/>
             </w:pPr>
+            <w:r>
+              <w:rPr>
+                <w:rFonts w:ascii="Segoe UI Symbol" w:hAnsi="Segoe UI Symbol" w:cs="Segoe UI Symbol"/>
+              </w:rPr>
+              <w:t>✓</w:t>
+            </w:r>
           </w:p>
         </w:tc>
         <w:tc>
@@ -3600,6 +3775,12 @@
               <w:pStyle w:val="TableParagraph"/>
               <w:ind w:left="119"/>
             </w:pPr>
+            <w:r>
+              <w:rPr>
+                <w:rFonts w:ascii="Segoe UI Symbol" w:hAnsi="Segoe UI Symbol" w:cs="Segoe UI Symbol"/>
+              </w:rPr>
+              <w:t>✓</w:t>
+            </w:r>
           </w:p>
         </w:tc>
         <w:tc>
@@ -3700,6 +3881,12 @@
               <w:pStyle w:val="TableParagraph"/>
               <w:ind w:left="119"/>
             </w:pPr>
+            <w:r>
+              <w:rPr>
+                <w:rFonts w:ascii="Segoe UI Symbol" w:hAnsi="Segoe UI Symbol" w:cs="Segoe UI Symbol"/>
+              </w:rPr>
+              <w:t>✓</w:t>
+            </w:r>
           </w:p>
         </w:tc>
         <w:tc>
